--- a/methodical-development/Student_worksheet.docx
+++ b/methodical-development/Student_worksheet.docx
@@ -931,14 +931,7 @@
         <w:jc w:val="both"/>
       </w:pPr>
       <w:r>
-        <w:rPr>
-          <w:rFonts w:ascii="Times New Roman" w:hAnsi="Times New Roman" w:eastAsia="Times New Roman" w:cs="Times New Roman"/>
-          <w:b w:val="0"/>
-          <w:i w:val="0"/>
-          <w:color w:val="000000"/>
-          <w:sz w:val="21"/>
-        </w:rPr>
-        <w:t>Решите входную задачу привычным способом. До запуска проверки запишите прогноз, стратегию и уверенность. После проверки не стирайте исходный ответ: зафиксируйте, что изменилось.</w:t>
+        <w:t>Решите входную задачу привычным способом. До запуска проверки запишите прогноз, стратегию и уверенность. После проверки не стирайте исходный ответ: зафиксируйте, что изменилось. Это свободная исходная попытка: она показывает ваш обычный способ работы, но сама по себе не доказывает преимущество какой-либо стратегии.</w:t>
       </w:r>
     </w:p>
     <w:p>
@@ -1566,14 +1559,7 @@
         <w:jc w:val="center"/>
       </w:pPr>
       <w:r>
-        <w:rPr>
-          <w:rFonts w:ascii="Times New Roman" w:hAnsi="Times New Roman" w:eastAsia="Times New Roman" w:cs="Times New Roman"/>
-          <w:b/>
-          <w:i w:val="0"/>
-          <w:color w:val="000000"/>
-          <w:sz w:val="44"/>
-        </w:rPr>
-        <w:t>Спринт 2 Эксперимент</w:t>
+        <w:t>Спринт 2 Контролируемое сравнение</w:t>
       </w:r>
     </w:p>
     <w:p>
@@ -1599,14 +1585,7 @@
         <w:jc w:val="both"/>
       </w:pPr>
       <w:r>
-        <w:rPr>
-          <w:rFonts w:ascii="Times New Roman" w:hAnsi="Times New Roman" w:eastAsia="Times New Roman" w:cs="Times New Roman"/>
-          <w:b w:val="0"/>
-          <w:i w:val="0"/>
-          <w:color w:val="000000"/>
-          <w:sz w:val="21"/>
-        </w:rPr>
-        <w:t>Выполните не менее трёх задач, меняя степень использования симулятора. Для сравнения нужны измеримые данные и короткая запись хода рассуждения.</w:t>
+        <w:t>Сравнивайте только попытки 2 и 3. Учитель заранее назначает для них разные степени использования симулятора и выдаёт структурно парные задачи: с одинаковым типом алгоритма и сопоставимой сложностью, но с разными исходными данными. Не меняйте назначенную стратегию после начала попытки.</w:t>
       </w:r>
     </w:p>
     <w:p>
@@ -1616,14 +1595,7 @@
         <w:spacing w:before="160" w:after="120"/>
       </w:pPr>
       <w:r>
-        <w:rPr>
-          <w:rFonts w:ascii="Times New Roman" w:hAnsi="Times New Roman" w:eastAsia="Times New Roman" w:cs="Times New Roman"/>
-          <w:b/>
-          <w:i w:val="0"/>
-          <w:color w:val="000000"/>
-          <w:sz w:val="24"/>
-        </w:rPr>
-        <w:t>Попытка 1</w:t>
+        <w:t>План сопоставимой пары</w:t>
       </w:r>
     </w:p>
     <w:tbl>
@@ -1665,20 +1637,8 @@
             <w:shd w:fill="E2F0D9"/>
           </w:tcPr>
           <w:p>
-            <w:pPr>
-              <w:spacing w:before="0" w:after="0" w:line="252" w:lineRule="auto"/>
-              <w:jc w:val="left"/>
-            </w:pPr>
-            <w:r/>
-            <w:r>
-              <w:rPr>
-                <w:rFonts w:ascii="Times New Roman" w:hAnsi="Times New Roman" w:eastAsia="Times New Roman" w:cs="Times New Roman"/>
-                <w:b/>
-                <w:i w:val="0"/>
-                <w:color w:val="000000"/>
-                <w:sz w:val="18"/>
-              </w:rPr>
-              <w:t>Задача</w:t>
+            <w:r>
+              <w:t>Сопоставимая пара</w:t>
             </w:r>
           </w:p>
         </w:tc>
@@ -1695,20 +1655,8 @@
             <w:shd w:fill="E2F0D9"/>
           </w:tcPr>
           <w:p>
-            <w:pPr>
-              <w:spacing w:before="0" w:after="0" w:line="252" w:lineRule="auto"/>
-              <w:jc w:val="left"/>
-            </w:pPr>
-            <w:r/>
-            <w:r>
-              <w:rPr>
-                <w:rFonts w:ascii="Times New Roman" w:hAnsi="Times New Roman" w:eastAsia="Times New Roman" w:cs="Times New Roman"/>
-                <w:b/>
-                <w:i w:val="0"/>
-                <w:color w:val="000000"/>
-                <w:sz w:val="18"/>
-              </w:rPr>
-              <w:t>Уровень</w:t>
+            <w:r>
+              <w:t>Общая структура</w:t>
             </w:r>
           </w:p>
         </w:tc>
@@ -1725,20 +1673,8 @@
             <w:shd w:fill="E2F0D9"/>
           </w:tcPr>
           <w:p>
-            <w:pPr>
-              <w:spacing w:before="0" w:after="0" w:line="252" w:lineRule="auto"/>
-              <w:jc w:val="left"/>
-            </w:pPr>
-            <w:r/>
-            <w:r>
-              <w:rPr>
-                <w:rFonts w:ascii="Times New Roman" w:hAnsi="Times New Roman" w:eastAsia="Times New Roman" w:cs="Times New Roman"/>
-                <w:b/>
-                <w:i w:val="0"/>
-                <w:color w:val="000000"/>
-                <w:sz w:val="18"/>
-              </w:rPr>
-              <w:t>Стратегия</w:t>
+            <w:r>
+              <w:t>Что различается</w:t>
             </w:r>
           </w:p>
         </w:tc>
@@ -1755,20 +1691,8 @@
             <w:shd w:fill="E2F0D9"/>
           </w:tcPr>
           <w:p>
-            <w:pPr>
-              <w:spacing w:before="0" w:after="0" w:line="252" w:lineRule="auto"/>
-              <w:jc w:val="left"/>
-            </w:pPr>
-            <w:r/>
-            <w:r>
-              <w:rPr>
-                <w:rFonts w:ascii="Times New Roman" w:hAnsi="Times New Roman" w:eastAsia="Times New Roman" w:cs="Times New Roman"/>
-                <w:b/>
-                <w:i w:val="0"/>
-                <w:color w:val="000000"/>
-                <w:sz w:val="18"/>
-              </w:rPr>
-              <w:t>Ответ верен</w:t>
+            <w:r>
+              <w:t>Почему сложность сопоставима</w:t>
             </w:r>
           </w:p>
         </w:tc>
@@ -1789,19 +1713,8 @@
             </w:tcMar>
           </w:tcPr>
           <w:p>
-            <w:pPr>
-              <w:spacing w:before="0" w:after="0" w:line="252" w:lineRule="auto"/>
-              <w:jc w:val="left"/>
-            </w:pPr>
-            <w:r/>
-            <w:r>
-              <w:rPr>
-                <w:rFonts w:ascii="Times New Roman" w:hAnsi="Times New Roman" w:eastAsia="Times New Roman" w:cs="Times New Roman"/>
-                <w:b w:val="0"/>
-                <w:i w:val="0"/>
-                <w:color w:val="000000"/>
-                <w:sz w:val="18"/>
-              </w:rPr>
+            <w:r>
+              <w:t>Задачи 2 и 3</w:t>
             </w:r>
           </w:p>
         </w:tc>
@@ -1817,20 +1730,7 @@
             </w:tcMar>
           </w:tcPr>
           <w:p>
-            <w:pPr>
-              <w:spacing w:before="0" w:after="0" w:line="252" w:lineRule="auto"/>
-              <w:jc w:val="left"/>
-            </w:pPr>
-            <w:r/>
-            <w:r>
-              <w:rPr>
-                <w:rFonts w:ascii="Times New Roman" w:hAnsi="Times New Roman" w:eastAsia="Times New Roman" w:cs="Times New Roman"/>
-                <w:b w:val="0"/>
-                <w:i w:val="0"/>
-                <w:color w:val="000000"/>
-                <w:sz w:val="18"/>
-              </w:rPr>
-            </w:r>
+            <w:r/>
           </w:p>
         </w:tc>
         <w:tc>
@@ -1845,20 +1745,8 @@
             </w:tcMar>
           </w:tcPr>
           <w:p>
-            <w:pPr>
-              <w:spacing w:before="0" w:after="0" w:line="252" w:lineRule="auto"/>
-              <w:jc w:val="left"/>
-            </w:pPr>
-            <w:r/>
-            <w:r>
-              <w:rPr>
-                <w:rFonts w:ascii="Times New Roman" w:hAnsi="Times New Roman" w:eastAsia="Times New Roman" w:cs="Times New Roman"/>
-                <w:b w:val="0"/>
-                <w:i w:val="0"/>
-                <w:color w:val="000000"/>
-                <w:sz w:val="18"/>
-              </w:rPr>
-              <w:t>полная / частичная / аналитическая</w:t>
+            <w:r>
+              <w:t>Исходные данные</w:t>
             </w:r>
           </w:p>
         </w:tc>
@@ -1874,21 +1762,7 @@
             </w:tcMar>
           </w:tcPr>
           <w:p>
-            <w:pPr>
-              <w:spacing w:before="0" w:after="0" w:line="252" w:lineRule="auto"/>
-              <w:jc w:val="left"/>
-            </w:pPr>
-            <w:r/>
-            <w:r>
-              <w:rPr>
-                <w:rFonts w:ascii="Times New Roman" w:hAnsi="Times New Roman" w:eastAsia="Times New Roman" w:cs="Times New Roman"/>
-                <w:b w:val="0"/>
-                <w:i w:val="0"/>
-                <w:color w:val="000000"/>
-                <w:sz w:val="18"/>
-              </w:rPr>
-              <w:t>да / нет</w:t>
-            </w:r>
+            <w:r/>
           </w:p>
         </w:tc>
       </w:tr>
@@ -1937,20 +1811,8 @@
             <w:shd w:fill="E2F0D9"/>
           </w:tcPr>
           <w:p>
-            <w:pPr>
-              <w:spacing w:before="0" w:after="0" w:line="252" w:lineRule="auto"/>
-              <w:jc w:val="left"/>
-            </w:pPr>
-            <w:r/>
-            <w:r>
-              <w:rPr>
-                <w:rFonts w:ascii="Times New Roman" w:hAnsi="Times New Roman" w:eastAsia="Times New Roman" w:cs="Times New Roman"/>
-                <w:b/>
-                <w:i w:val="0"/>
-                <w:color w:val="000000"/>
-                <w:sz w:val="18"/>
-              </w:rPr>
-              <w:t>Время</w:t>
+            <w:r>
+              <w:t>Условие</w:t>
             </w:r>
           </w:p>
         </w:tc>
@@ -1967,20 +1829,8 @@
             <w:shd w:fill="E2F0D9"/>
           </w:tcPr>
           <w:p>
-            <w:pPr>
-              <w:spacing w:before="0" w:after="0" w:line="252" w:lineRule="auto"/>
-              <w:jc w:val="left"/>
-            </w:pPr>
-            <w:r/>
-            <w:r>
-              <w:rPr>
-                <w:rFonts w:ascii="Times New Roman" w:hAnsi="Times New Roman" w:eastAsia="Times New Roman" w:cs="Times New Roman"/>
-                <w:b/>
-                <w:i w:val="0"/>
-                <w:color w:val="000000"/>
-                <w:sz w:val="18"/>
-              </w:rPr>
-              <w:t>Выполнено шагов</w:t>
+            <w:r>
+              <w:t>Попытка 2</w:t>
             </w:r>
           </w:p>
         </w:tc>
@@ -1997,20 +1847,8 @@
             <w:shd w:fill="E2F0D9"/>
           </w:tcPr>
           <w:p>
-            <w:pPr>
-              <w:spacing w:before="0" w:after="0" w:line="252" w:lineRule="auto"/>
-              <w:jc w:val="left"/>
-            </w:pPr>
-            <w:r/>
-            <w:r>
-              <w:rPr>
-                <w:rFonts w:ascii="Times New Roman" w:hAnsi="Times New Roman" w:eastAsia="Times New Roman" w:cs="Times New Roman"/>
-                <w:b/>
-                <w:i w:val="0"/>
-                <w:color w:val="000000"/>
-                <w:sz w:val="18"/>
-              </w:rPr>
-              <w:t>Подсказки</w:t>
+            <w:r>
+              <w:t>Попытка 3</w:t>
             </w:r>
           </w:p>
         </w:tc>
@@ -2027,20 +1865,8 @@
             <w:shd w:fill="E2F0D9"/>
           </w:tcPr>
           <w:p>
-            <w:pPr>
-              <w:spacing w:before="0" w:after="0" w:line="252" w:lineRule="auto"/>
-              <w:jc w:val="left"/>
-            </w:pPr>
-            <w:r/>
-            <w:r>
-              <w:rPr>
-                <w:rFonts w:ascii="Times New Roman" w:hAnsi="Times New Roman" w:eastAsia="Times New Roman" w:cs="Times New Roman"/>
-                <w:b/>
-                <w:i w:val="0"/>
-                <w:color w:val="000000"/>
-                <w:sz w:val="18"/>
-              </w:rPr>
-              <w:t>Уверенность до проверки</w:t>
+            <w:r>
+              <w:t>Контроль</w:t>
             </w:r>
           </w:p>
         </w:tc>
@@ -2061,19 +1887,8 @@
             </w:tcMar>
           </w:tcPr>
           <w:p>
-            <w:pPr>
-              <w:spacing w:before="0" w:after="0" w:line="252" w:lineRule="auto"/>
-              <w:jc w:val="left"/>
-            </w:pPr>
-            <w:r/>
-            <w:r>
-              <w:rPr>
-                <w:rFonts w:ascii="Times New Roman" w:hAnsi="Times New Roman" w:eastAsia="Times New Roman" w:cs="Times New Roman"/>
-                <w:b w:val="0"/>
-                <w:i w:val="0"/>
-                <w:color w:val="000000"/>
-                <w:sz w:val="18"/>
-              </w:rPr>
+            <w:r>
+              <w:t>Стратегия и порядок</w:t>
             </w:r>
           </w:p>
         </w:tc>
@@ -2089,20 +1904,7 @@
             </w:tcMar>
           </w:tcPr>
           <w:p>
-            <w:pPr>
-              <w:spacing w:before="0" w:after="0" w:line="252" w:lineRule="auto"/>
-              <w:jc w:val="left"/>
-            </w:pPr>
-            <w:r/>
-            <w:r>
-              <w:rPr>
-                <w:rFonts w:ascii="Times New Roman" w:hAnsi="Times New Roman" w:eastAsia="Times New Roman" w:cs="Times New Roman"/>
-                <w:b w:val="0"/>
-                <w:i w:val="0"/>
-                <w:color w:val="000000"/>
-                <w:sz w:val="18"/>
-              </w:rPr>
-            </w:r>
+            <w:r/>
           </w:p>
         </w:tc>
         <w:tc>
@@ -2117,20 +1919,7 @@
             </w:tcMar>
           </w:tcPr>
           <w:p>
-            <w:pPr>
-              <w:spacing w:before="0" w:after="0" w:line="252" w:lineRule="auto"/>
-              <w:jc w:val="left"/>
-            </w:pPr>
-            <w:r/>
-            <w:r>
-              <w:rPr>
-                <w:rFonts w:ascii="Times New Roman" w:hAnsi="Times New Roman" w:eastAsia="Times New Roman" w:cs="Times New Roman"/>
-                <w:b w:val="0"/>
-                <w:i w:val="0"/>
-                <w:color w:val="000000"/>
-                <w:sz w:val="18"/>
-              </w:rPr>
-            </w:r>
+            <w:r/>
           </w:p>
         </w:tc>
         <w:tc>
@@ -2145,20 +1934,8 @@
             </w:tcMar>
           </w:tcPr>
           <w:p>
-            <w:pPr>
-              <w:spacing w:before="0" w:after="0" w:line="252" w:lineRule="auto"/>
-              <w:jc w:val="left"/>
-            </w:pPr>
-            <w:r/>
-            <w:r>
-              <w:rPr>
-                <w:rFonts w:ascii="Times New Roman" w:hAnsi="Times New Roman" w:eastAsia="Times New Roman" w:cs="Times New Roman"/>
-                <w:b w:val="0"/>
-                <w:i w:val="0"/>
-                <w:color w:val="000000"/>
-                <w:sz w:val="18"/>
-              </w:rPr>
-              <w:t>низкая / средняя / высокая</w:t>
+            <w:r>
+              <w:t>Один исполнитель, лимит и подсказки</w:t>
             </w:r>
           </w:p>
         </w:tc>
@@ -2176,14 +1953,7 @@
         <w:jc w:val="left"/>
       </w:pPr>
       <w:r>
-        <w:rPr>
-          <w:rFonts w:ascii="Times New Roman" w:hAnsi="Times New Roman" w:eastAsia="Times New Roman" w:cs="Times New Roman"/>
-          <w:b/>
-          <w:i w:val="0"/>
-          <w:color w:val="000000"/>
-          <w:sz w:val="21"/>
-        </w:rPr>
-        <w:t>Ход рассуждения и использованные признаки</w:t>
+        <w:t>Кто выполняет обе попытки и в каком порядке</w:t>
       </w:r>
     </w:p>
     <w:tbl>
@@ -2252,14 +2022,7 @@
         <w:jc w:val="left"/>
       </w:pPr>
       <w:r>
-        <w:rPr>
-          <w:rFonts w:ascii="Times New Roman" w:hAnsi="Times New Roman" w:eastAsia="Times New Roman" w:cs="Times New Roman"/>
-          <w:b/>
-          <w:i w:val="0"/>
-          <w:color w:val="000000"/>
-          <w:sz w:val="21"/>
-        </w:rPr>
-        <w:t>Ошибка или затруднение и способ проверки</w:t>
+        <w:t>Какие условия сохраняются одинаковыми: лимит времени, подсказки, исполнитель и способ фиксации</w:t>
       </w:r>
     </w:p>
     <w:tbl>
@@ -2333,14 +2096,7 @@
         <w:jc w:val="center"/>
       </w:pPr>
       <w:r>
-        <w:rPr>
-          <w:rFonts w:ascii="Times New Roman" w:hAnsi="Times New Roman" w:eastAsia="Times New Roman" w:cs="Times New Roman"/>
-          <w:b/>
-          <w:i w:val="0"/>
-          <w:color w:val="000000"/>
-          <w:sz w:val="44"/>
-        </w:rPr>
-        <w:t>Спринт 2 Эксперимент продолжение</w:t>
+        <w:t>Спринт 2 Контролируемое сравнение продолжение</w:t>
       </w:r>
     </w:p>
     <w:p>
@@ -2349,14 +2105,7 @@
         <w:jc w:val="center"/>
       </w:pPr>
       <w:r>
-        <w:rPr>
-          <w:rFonts w:ascii="Times New Roman" w:hAnsi="Times New Roman" w:eastAsia="Times New Roman" w:cs="Times New Roman"/>
-          <w:b w:val="0"/>
-          <w:i/>
-          <w:color w:val="000000"/>
-          <w:sz w:val="24"/>
-        </w:rPr>
-        <w:t>Протокол второй и третьей попыток</w:t>
+        <w:t>Заполняйте протокол по ходу работы. Первая свободная попытка остаётся исходной точкой и не входит в прямое сравнение стратегий.</w:t>
       </w:r>
     </w:p>
     <w:p>
@@ -2415,19 +2164,7 @@
             <w:shd w:fill="E2F0D9"/>
           </w:tcPr>
           <w:p>
-            <w:pPr>
-              <w:spacing w:before="0" w:after="0" w:line="252" w:lineRule="auto"/>
-              <w:jc w:val="left"/>
-            </w:pPr>
-            <w:r/>
-            <w:r>
-              <w:rPr>
-                <w:rFonts w:ascii="Times New Roman" w:hAnsi="Times New Roman" w:eastAsia="Times New Roman" w:cs="Times New Roman"/>
-                <w:b/>
-                <w:i w:val="0"/>
-                <w:color w:val="000000"/>
-                <w:sz w:val="18"/>
-              </w:rPr>
+            <w:r>
               <w:t>Задача</w:t>
             </w:r>
           </w:p>
@@ -2445,20 +2182,8 @@
             <w:shd w:fill="E2F0D9"/>
           </w:tcPr>
           <w:p>
-            <w:pPr>
-              <w:spacing w:before="0" w:after="0" w:line="252" w:lineRule="auto"/>
-              <w:jc w:val="left"/>
-            </w:pPr>
-            <w:r/>
-            <w:r>
-              <w:rPr>
-                <w:rFonts w:ascii="Times New Roman" w:hAnsi="Times New Roman" w:eastAsia="Times New Roman" w:cs="Times New Roman"/>
-                <w:b/>
-                <w:i w:val="0"/>
-                <w:color w:val="000000"/>
-                <w:sz w:val="18"/>
-              </w:rPr>
-              <w:t>Уровень</w:t>
+            <w:r>
+              <w:t>Вариант пары</w:t>
             </w:r>
           </w:p>
         </w:tc>
@@ -2475,20 +2200,8 @@
             <w:shd w:fill="E2F0D9"/>
           </w:tcPr>
           <w:p>
-            <w:pPr>
-              <w:spacing w:before="0" w:after="0" w:line="252" w:lineRule="auto"/>
-              <w:jc w:val="left"/>
-            </w:pPr>
-            <w:r/>
-            <w:r>
-              <w:rPr>
-                <w:rFonts w:ascii="Times New Roman" w:hAnsi="Times New Roman" w:eastAsia="Times New Roman" w:cs="Times New Roman"/>
-                <w:b/>
-                <w:i w:val="0"/>
-                <w:color w:val="000000"/>
-                <w:sz w:val="18"/>
-              </w:rPr>
-              <w:t>Стратегия</w:t>
+            <w:r>
+              <w:t>Заданная стратегия</w:t>
             </w:r>
           </w:p>
         </w:tc>
@@ -2505,19 +2218,7 @@
             <w:shd w:fill="E2F0D9"/>
           </w:tcPr>
           <w:p>
-            <w:pPr>
-              <w:spacing w:before="0" w:after="0" w:line="252" w:lineRule="auto"/>
-              <w:jc w:val="left"/>
-            </w:pPr>
-            <w:r/>
-            <w:r>
-              <w:rPr>
-                <w:rFonts w:ascii="Times New Roman" w:hAnsi="Times New Roman" w:eastAsia="Times New Roman" w:cs="Times New Roman"/>
-                <w:b/>
-                <w:i w:val="0"/>
-                <w:color w:val="000000"/>
-                <w:sz w:val="18"/>
-              </w:rPr>
+            <w:r>
               <w:t>Ответ верен</w:t>
             </w:r>
           </w:p>
@@ -2539,20 +2240,7 @@
             </w:tcMar>
           </w:tcPr>
           <w:p>
-            <w:pPr>
-              <w:spacing w:before="0" w:after="0" w:line="252" w:lineRule="auto"/>
-              <w:jc w:val="left"/>
-            </w:pPr>
-            <w:r/>
-            <w:r>
-              <w:rPr>
-                <w:rFonts w:ascii="Times New Roman" w:hAnsi="Times New Roman" w:eastAsia="Times New Roman" w:cs="Times New Roman"/>
-                <w:b w:val="0"/>
-                <w:i w:val="0"/>
-                <w:color w:val="000000"/>
-                <w:sz w:val="18"/>
-              </w:rPr>
-            </w:r>
+            <w:r/>
           </w:p>
         </w:tc>
         <w:tc>
@@ -2567,19 +2255,8 @@
             </w:tcMar>
           </w:tcPr>
           <w:p>
-            <w:pPr>
-              <w:spacing w:before="0" w:after="0" w:line="252" w:lineRule="auto"/>
-              <w:jc w:val="left"/>
-            </w:pPr>
-            <w:r/>
-            <w:r>
-              <w:rPr>
-                <w:rFonts w:ascii="Times New Roman" w:hAnsi="Times New Roman" w:eastAsia="Times New Roman" w:cs="Times New Roman"/>
-                <w:b w:val="0"/>
-                <w:i w:val="0"/>
-                <w:color w:val="000000"/>
-                <w:sz w:val="18"/>
-              </w:rPr>
+            <w:r>
+              <w:t>А / Б</w:t>
             </w:r>
           </w:p>
         </w:tc>
@@ -2595,19 +2272,7 @@
             </w:tcMar>
           </w:tcPr>
           <w:p>
-            <w:pPr>
-              <w:spacing w:before="0" w:after="0" w:line="252" w:lineRule="auto"/>
-              <w:jc w:val="left"/>
-            </w:pPr>
-            <w:r/>
-            <w:r>
-              <w:rPr>
-                <w:rFonts w:ascii="Times New Roman" w:hAnsi="Times New Roman" w:eastAsia="Times New Roman" w:cs="Times New Roman"/>
-                <w:b w:val="0"/>
-                <w:i w:val="0"/>
-                <w:color w:val="000000"/>
-                <w:sz w:val="18"/>
-              </w:rPr>
+            <w:r>
               <w:t>полная / частичная / аналитическая</w:t>
             </w:r>
           </w:p>
@@ -2624,19 +2289,7 @@
             </w:tcMar>
           </w:tcPr>
           <w:p>
-            <w:pPr>
-              <w:spacing w:before="0" w:after="0" w:line="252" w:lineRule="auto"/>
-              <w:jc w:val="left"/>
-            </w:pPr>
-            <w:r/>
-            <w:r>
-              <w:rPr>
-                <w:rFonts w:ascii="Times New Roman" w:hAnsi="Times New Roman" w:eastAsia="Times New Roman" w:cs="Times New Roman"/>
-                <w:b w:val="0"/>
-                <w:i w:val="0"/>
-                <w:color w:val="000000"/>
-                <w:sz w:val="18"/>
-              </w:rPr>
+            <w:r>
               <w:t>да / нет</w:t>
             </w:r>
           </w:p>
@@ -2687,19 +2340,7 @@
             <w:shd w:fill="E2F0D9"/>
           </w:tcPr>
           <w:p>
-            <w:pPr>
-              <w:spacing w:before="0" w:after="0" w:line="252" w:lineRule="auto"/>
-              <w:jc w:val="left"/>
-            </w:pPr>
-            <w:r/>
-            <w:r>
-              <w:rPr>
-                <w:rFonts w:ascii="Times New Roman" w:hAnsi="Times New Roman" w:eastAsia="Times New Roman" w:cs="Times New Roman"/>
-                <w:b/>
-                <w:i w:val="0"/>
-                <w:color w:val="000000"/>
-                <w:sz w:val="18"/>
-              </w:rPr>
+            <w:r>
               <w:t>Время</w:t>
             </w:r>
           </w:p>
@@ -2717,19 +2358,7 @@
             <w:shd w:fill="E2F0D9"/>
           </w:tcPr>
           <w:p>
-            <w:pPr>
-              <w:spacing w:before="0" w:after="0" w:line="252" w:lineRule="auto"/>
-              <w:jc w:val="left"/>
-            </w:pPr>
-            <w:r/>
-            <w:r>
-              <w:rPr>
-                <w:rFonts w:ascii="Times New Roman" w:hAnsi="Times New Roman" w:eastAsia="Times New Roman" w:cs="Times New Roman"/>
-                <w:b/>
-                <w:i w:val="0"/>
-                <w:color w:val="000000"/>
-                <w:sz w:val="18"/>
-              </w:rPr>
+            <w:r>
               <w:t>Выполнено шагов</w:t>
             </w:r>
           </w:p>
@@ -2747,19 +2376,7 @@
             <w:shd w:fill="E2F0D9"/>
           </w:tcPr>
           <w:p>
-            <w:pPr>
-              <w:spacing w:before="0" w:after="0" w:line="252" w:lineRule="auto"/>
-              <w:jc w:val="left"/>
-            </w:pPr>
-            <w:r/>
-            <w:r>
-              <w:rPr>
-                <w:rFonts w:ascii="Times New Roman" w:hAnsi="Times New Roman" w:eastAsia="Times New Roman" w:cs="Times New Roman"/>
-                <w:b/>
-                <w:i w:val="0"/>
-                <w:color w:val="000000"/>
-                <w:sz w:val="18"/>
-              </w:rPr>
+            <w:r>
               <w:t>Подсказки</w:t>
             </w:r>
           </w:p>
@@ -2777,20 +2394,8 @@
             <w:shd w:fill="E2F0D9"/>
           </w:tcPr>
           <w:p>
-            <w:pPr>
-              <w:spacing w:before="0" w:after="0" w:line="252" w:lineRule="auto"/>
-              <w:jc w:val="left"/>
-            </w:pPr>
-            <w:r/>
-            <w:r>
-              <w:rPr>
-                <w:rFonts w:ascii="Times New Roman" w:hAnsi="Times New Roman" w:eastAsia="Times New Roman" w:cs="Times New Roman"/>
-                <w:b/>
-                <w:i w:val="0"/>
-                <w:color w:val="000000"/>
-                <w:sz w:val="18"/>
-              </w:rPr>
-              <w:t>Уверенность до проверки</w:t>
+            <w:r>
+              <w:t>Отклонение от плана</w:t>
             </w:r>
           </w:p>
         </w:tc>
@@ -2811,20 +2416,7 @@
             </w:tcMar>
           </w:tcPr>
           <w:p>
-            <w:pPr>
-              <w:spacing w:before="0" w:after="0" w:line="252" w:lineRule="auto"/>
-              <w:jc w:val="left"/>
-            </w:pPr>
-            <w:r/>
-            <w:r>
-              <w:rPr>
-                <w:rFonts w:ascii="Times New Roman" w:hAnsi="Times New Roman" w:eastAsia="Times New Roman" w:cs="Times New Roman"/>
-                <w:b w:val="0"/>
-                <w:i w:val="0"/>
-                <w:color w:val="000000"/>
-                <w:sz w:val="18"/>
-              </w:rPr>
-            </w:r>
+            <w:r/>
           </w:p>
         </w:tc>
         <w:tc>
@@ -2839,20 +2431,7 @@
             </w:tcMar>
           </w:tcPr>
           <w:p>
-            <w:pPr>
-              <w:spacing w:before="0" w:after="0" w:line="252" w:lineRule="auto"/>
-              <w:jc w:val="left"/>
-            </w:pPr>
-            <w:r/>
-            <w:r>
-              <w:rPr>
-                <w:rFonts w:ascii="Times New Roman" w:hAnsi="Times New Roman" w:eastAsia="Times New Roman" w:cs="Times New Roman"/>
-                <w:b w:val="0"/>
-                <w:i w:val="0"/>
-                <w:color w:val="000000"/>
-                <w:sz w:val="18"/>
-              </w:rPr>
-            </w:r>
+            <w:r/>
           </w:p>
         </w:tc>
         <w:tc>
@@ -2867,20 +2446,7 @@
             </w:tcMar>
           </w:tcPr>
           <w:p>
-            <w:pPr>
-              <w:spacing w:before="0" w:after="0" w:line="252" w:lineRule="auto"/>
-              <w:jc w:val="left"/>
-            </w:pPr>
-            <w:r/>
-            <w:r>
-              <w:rPr>
-                <w:rFonts w:ascii="Times New Roman" w:hAnsi="Times New Roman" w:eastAsia="Times New Roman" w:cs="Times New Roman"/>
-                <w:b w:val="0"/>
-                <w:i w:val="0"/>
-                <w:color w:val="000000"/>
-                <w:sz w:val="18"/>
-              </w:rPr>
-            </w:r>
+            <w:r/>
           </w:p>
         </w:tc>
         <w:tc>
@@ -2895,20 +2461,8 @@
             </w:tcMar>
           </w:tcPr>
           <w:p>
-            <w:pPr>
-              <w:spacing w:before="0" w:after="0" w:line="252" w:lineRule="auto"/>
-              <w:jc w:val="left"/>
-            </w:pPr>
-            <w:r/>
-            <w:r>
-              <w:rPr>
-                <w:rFonts w:ascii="Times New Roman" w:hAnsi="Times New Roman" w:eastAsia="Times New Roman" w:cs="Times New Roman"/>
-                <w:b w:val="0"/>
-                <w:i w:val="0"/>
-                <w:color w:val="000000"/>
-                <w:sz w:val="18"/>
-              </w:rPr>
-              <w:t>низкая / средняя / высокая</w:t>
+            <w:r>
+              <w:t>нет / указать</w:t>
             </w:r>
           </w:p>
         </w:tc>
@@ -3127,19 +2681,7 @@
             <w:shd w:fill="E2F0D9"/>
           </w:tcPr>
           <w:p>
-            <w:pPr>
-              <w:spacing w:before="0" w:after="0" w:line="252" w:lineRule="auto"/>
-              <w:jc w:val="left"/>
-            </w:pPr>
-            <w:r/>
-            <w:r>
-              <w:rPr>
-                <w:rFonts w:ascii="Times New Roman" w:hAnsi="Times New Roman" w:eastAsia="Times New Roman" w:cs="Times New Roman"/>
-                <w:b/>
-                <w:i w:val="0"/>
-                <w:color w:val="000000"/>
-                <w:sz w:val="18"/>
-              </w:rPr>
+            <w:r>
               <w:t>Задача</w:t>
             </w:r>
           </w:p>
@@ -3157,20 +2699,8 @@
             <w:shd w:fill="E2F0D9"/>
           </w:tcPr>
           <w:p>
-            <w:pPr>
-              <w:spacing w:before="0" w:after="0" w:line="252" w:lineRule="auto"/>
-              <w:jc w:val="left"/>
-            </w:pPr>
-            <w:r/>
-            <w:r>
-              <w:rPr>
-                <w:rFonts w:ascii="Times New Roman" w:hAnsi="Times New Roman" w:eastAsia="Times New Roman" w:cs="Times New Roman"/>
-                <w:b/>
-                <w:i w:val="0"/>
-                <w:color w:val="000000"/>
-                <w:sz w:val="18"/>
-              </w:rPr>
-              <w:t>Уровень</w:t>
+            <w:r>
+              <w:t>Вариант пары</w:t>
             </w:r>
           </w:p>
         </w:tc>
@@ -3187,20 +2717,8 @@
             <w:shd w:fill="E2F0D9"/>
           </w:tcPr>
           <w:p>
-            <w:pPr>
-              <w:spacing w:before="0" w:after="0" w:line="252" w:lineRule="auto"/>
-              <w:jc w:val="left"/>
-            </w:pPr>
-            <w:r/>
-            <w:r>
-              <w:rPr>
-                <w:rFonts w:ascii="Times New Roman" w:hAnsi="Times New Roman" w:eastAsia="Times New Roman" w:cs="Times New Roman"/>
-                <w:b/>
-                <w:i w:val="0"/>
-                <w:color w:val="000000"/>
-                <w:sz w:val="18"/>
-              </w:rPr>
-              <w:t>Стратегия</w:t>
+            <w:r>
+              <w:t>Заданная стратегия</w:t>
             </w:r>
           </w:p>
         </w:tc>
@@ -3217,19 +2735,7 @@
             <w:shd w:fill="E2F0D9"/>
           </w:tcPr>
           <w:p>
-            <w:pPr>
-              <w:spacing w:before="0" w:after="0" w:line="252" w:lineRule="auto"/>
-              <w:jc w:val="left"/>
-            </w:pPr>
-            <w:r/>
-            <w:r>
-              <w:rPr>
-                <w:rFonts w:ascii="Times New Roman" w:hAnsi="Times New Roman" w:eastAsia="Times New Roman" w:cs="Times New Roman"/>
-                <w:b/>
-                <w:i w:val="0"/>
-                <w:color w:val="000000"/>
-                <w:sz w:val="18"/>
-              </w:rPr>
+            <w:r>
               <w:t>Ответ верен</w:t>
             </w:r>
           </w:p>
@@ -3251,20 +2757,7 @@
             </w:tcMar>
           </w:tcPr>
           <w:p>
-            <w:pPr>
-              <w:spacing w:before="0" w:after="0" w:line="252" w:lineRule="auto"/>
-              <w:jc w:val="left"/>
-            </w:pPr>
-            <w:r/>
-            <w:r>
-              <w:rPr>
-                <w:rFonts w:ascii="Times New Roman" w:hAnsi="Times New Roman" w:eastAsia="Times New Roman" w:cs="Times New Roman"/>
-                <w:b w:val="0"/>
-                <w:i w:val="0"/>
-                <w:color w:val="000000"/>
-                <w:sz w:val="18"/>
-              </w:rPr>
-            </w:r>
+            <w:r/>
           </w:p>
         </w:tc>
         <w:tc>
@@ -3279,19 +2772,8 @@
             </w:tcMar>
           </w:tcPr>
           <w:p>
-            <w:pPr>
-              <w:spacing w:before="0" w:after="0" w:line="252" w:lineRule="auto"/>
-              <w:jc w:val="left"/>
-            </w:pPr>
-            <w:r/>
-            <w:r>
-              <w:rPr>
-                <w:rFonts w:ascii="Times New Roman" w:hAnsi="Times New Roman" w:eastAsia="Times New Roman" w:cs="Times New Roman"/>
-                <w:b w:val="0"/>
-                <w:i w:val="0"/>
-                <w:color w:val="000000"/>
-                <w:sz w:val="18"/>
-              </w:rPr>
+            <w:r>
+              <w:t>А / Б</w:t>
             </w:r>
           </w:p>
         </w:tc>
@@ -3307,19 +2789,7 @@
             </w:tcMar>
           </w:tcPr>
           <w:p>
-            <w:pPr>
-              <w:spacing w:before="0" w:after="0" w:line="252" w:lineRule="auto"/>
-              <w:jc w:val="left"/>
-            </w:pPr>
-            <w:r/>
-            <w:r>
-              <w:rPr>
-                <w:rFonts w:ascii="Times New Roman" w:hAnsi="Times New Roman" w:eastAsia="Times New Roman" w:cs="Times New Roman"/>
-                <w:b w:val="0"/>
-                <w:i w:val="0"/>
-                <w:color w:val="000000"/>
-                <w:sz w:val="18"/>
-              </w:rPr>
+            <w:r>
               <w:t>полная / частичная / аналитическая</w:t>
             </w:r>
           </w:p>
@@ -3336,19 +2806,7 @@
             </w:tcMar>
           </w:tcPr>
           <w:p>
-            <w:pPr>
-              <w:spacing w:before="0" w:after="0" w:line="252" w:lineRule="auto"/>
-              <w:jc w:val="left"/>
-            </w:pPr>
-            <w:r/>
-            <w:r>
-              <w:rPr>
-                <w:rFonts w:ascii="Times New Roman" w:hAnsi="Times New Roman" w:eastAsia="Times New Roman" w:cs="Times New Roman"/>
-                <w:b w:val="0"/>
-                <w:i w:val="0"/>
-                <w:color w:val="000000"/>
-                <w:sz w:val="18"/>
-              </w:rPr>
+            <w:r>
               <w:t>да / нет</w:t>
             </w:r>
           </w:p>
@@ -3399,19 +2857,7 @@
             <w:shd w:fill="E2F0D9"/>
           </w:tcPr>
           <w:p>
-            <w:pPr>
-              <w:spacing w:before="0" w:after="0" w:line="252" w:lineRule="auto"/>
-              <w:jc w:val="left"/>
-            </w:pPr>
-            <w:r/>
-            <w:r>
-              <w:rPr>
-                <w:rFonts w:ascii="Times New Roman" w:hAnsi="Times New Roman" w:eastAsia="Times New Roman" w:cs="Times New Roman"/>
-                <w:b/>
-                <w:i w:val="0"/>
-                <w:color w:val="000000"/>
-                <w:sz w:val="18"/>
-              </w:rPr>
+            <w:r>
               <w:t>Время</w:t>
             </w:r>
           </w:p>
@@ -3429,19 +2875,7 @@
             <w:shd w:fill="E2F0D9"/>
           </w:tcPr>
           <w:p>
-            <w:pPr>
-              <w:spacing w:before="0" w:after="0" w:line="252" w:lineRule="auto"/>
-              <w:jc w:val="left"/>
-            </w:pPr>
-            <w:r/>
-            <w:r>
-              <w:rPr>
-                <w:rFonts w:ascii="Times New Roman" w:hAnsi="Times New Roman" w:eastAsia="Times New Roman" w:cs="Times New Roman"/>
-                <w:b/>
-                <w:i w:val="0"/>
-                <w:color w:val="000000"/>
-                <w:sz w:val="18"/>
-              </w:rPr>
+            <w:r>
               <w:t>Выполнено шагов</w:t>
             </w:r>
           </w:p>
@@ -3459,19 +2893,7 @@
             <w:shd w:fill="E2F0D9"/>
           </w:tcPr>
           <w:p>
-            <w:pPr>
-              <w:spacing w:before="0" w:after="0" w:line="252" w:lineRule="auto"/>
-              <w:jc w:val="left"/>
-            </w:pPr>
-            <w:r/>
-            <w:r>
-              <w:rPr>
-                <w:rFonts w:ascii="Times New Roman" w:hAnsi="Times New Roman" w:eastAsia="Times New Roman" w:cs="Times New Roman"/>
-                <w:b/>
-                <w:i w:val="0"/>
-                <w:color w:val="000000"/>
-                <w:sz w:val="18"/>
-              </w:rPr>
+            <w:r>
               <w:t>Подсказки</w:t>
             </w:r>
           </w:p>
@@ -3489,20 +2911,8 @@
             <w:shd w:fill="E2F0D9"/>
           </w:tcPr>
           <w:p>
-            <w:pPr>
-              <w:spacing w:before="0" w:after="0" w:line="252" w:lineRule="auto"/>
-              <w:jc w:val="left"/>
-            </w:pPr>
-            <w:r/>
-            <w:r>
-              <w:rPr>
-                <w:rFonts w:ascii="Times New Roman" w:hAnsi="Times New Roman" w:eastAsia="Times New Roman" w:cs="Times New Roman"/>
-                <w:b/>
-                <w:i w:val="0"/>
-                <w:color w:val="000000"/>
-                <w:sz w:val="18"/>
-              </w:rPr>
-              <w:t>Уверенность до проверки</w:t>
+            <w:r>
+              <w:t>Отклонение от плана</w:t>
             </w:r>
           </w:p>
         </w:tc>
@@ -3523,20 +2933,7 @@
             </w:tcMar>
           </w:tcPr>
           <w:p>
-            <w:pPr>
-              <w:spacing w:before="0" w:after="0" w:line="252" w:lineRule="auto"/>
-              <w:jc w:val="left"/>
-            </w:pPr>
-            <w:r/>
-            <w:r>
-              <w:rPr>
-                <w:rFonts w:ascii="Times New Roman" w:hAnsi="Times New Roman" w:eastAsia="Times New Roman" w:cs="Times New Roman"/>
-                <w:b w:val="0"/>
-                <w:i w:val="0"/>
-                <w:color w:val="000000"/>
-                <w:sz w:val="18"/>
-              </w:rPr>
-            </w:r>
+            <w:r/>
           </w:p>
         </w:tc>
         <w:tc>
@@ -3551,20 +2948,7 @@
             </w:tcMar>
           </w:tcPr>
           <w:p>
-            <w:pPr>
-              <w:spacing w:before="0" w:after="0" w:line="252" w:lineRule="auto"/>
-              <w:jc w:val="left"/>
-            </w:pPr>
-            <w:r/>
-            <w:r>
-              <w:rPr>
-                <w:rFonts w:ascii="Times New Roman" w:hAnsi="Times New Roman" w:eastAsia="Times New Roman" w:cs="Times New Roman"/>
-                <w:b w:val="0"/>
-                <w:i w:val="0"/>
-                <w:color w:val="000000"/>
-                <w:sz w:val="18"/>
-              </w:rPr>
-            </w:r>
+            <w:r/>
           </w:p>
         </w:tc>
         <w:tc>
@@ -3579,20 +2963,7 @@
             </w:tcMar>
           </w:tcPr>
           <w:p>
-            <w:pPr>
-              <w:spacing w:before="0" w:after="0" w:line="252" w:lineRule="auto"/>
-              <w:jc w:val="left"/>
-            </w:pPr>
-            <w:r/>
-            <w:r>
-              <w:rPr>
-                <w:rFonts w:ascii="Times New Roman" w:hAnsi="Times New Roman" w:eastAsia="Times New Roman" w:cs="Times New Roman"/>
-                <w:b w:val="0"/>
-                <w:i w:val="0"/>
-                <w:color w:val="000000"/>
-                <w:sz w:val="18"/>
-              </w:rPr>
-            </w:r>
+            <w:r/>
           </w:p>
         </w:tc>
         <w:tc>
@@ -3607,20 +2978,8 @@
             </w:tcMar>
           </w:tcPr>
           <w:p>
-            <w:pPr>
-              <w:spacing w:before="0" w:after="0" w:line="252" w:lineRule="auto"/>
-              <w:jc w:val="left"/>
-            </w:pPr>
-            <w:r/>
-            <w:r>
-              <w:rPr>
-                <w:rFonts w:ascii="Times New Roman" w:hAnsi="Times New Roman" w:eastAsia="Times New Roman" w:cs="Times New Roman"/>
-                <w:b w:val="0"/>
-                <w:i w:val="0"/>
-                <w:color w:val="000000"/>
-                <w:sz w:val="18"/>
-              </w:rPr>
-              <w:t>низкая / средняя / высокая</w:t>
+            <w:r>
+              <w:t>нет / указать</w:t>
             </w:r>
           </w:p>
         </w:tc>
@@ -3780,6 +3139,192 @@
     </w:tbl>
     <w:p>
       <w:pPr>
+        <w:pStyle w:val="2"/>
+        <w:pageBreakBefore/>
+      </w:pPr>
+      <w:r>
+        <w:t>Вывод по сопоставимой паре</w:t>
+      </w:r>
+    </w:p>
+    <w:p>
+      <w:r>
+        <w:t>Наблюдение: запишите только различие, которое видно в данных попыток 2 и 3</w:t>
+      </w:r>
+    </w:p>
+    <w:tbl>
+      <w:tblPr>
+        <w:tblW w:type="auto" w:w="0"/>
+        <w:jc w:val="center"/>
+        <w:tblLayout w:type="fixed"/>
+        <w:tblLook w:firstColumn="1" w:firstRow="1" w:lastColumn="0" w:lastRow="0" w:noHBand="0" w:noVBand="1" w:val="04A0"/>
+        <w:tblBorders>
+          <w:top w:val="single" w:sz="6" w:color="D9D9D9"/>
+          <w:left w:val="single" w:sz="6" w:color="D9D9D9"/>
+          <w:bottom w:val="single" w:sz="6" w:color="D9D9D9"/>
+          <w:right w:val="single" w:sz="6" w:color="D9D9D9"/>
+          <w:insideH w:val="single" w:sz="6" w:color="D9D9D9"/>
+          <w:insideV w:val="single" w:sz="6" w:color="D9D9D9"/>
+        </w:tblBorders>
+      </w:tblPr>
+      <w:tblGrid>
+        <w:gridCol w:w="10239"/>
+      </w:tblGrid>
+      <w:tr>
+        <w:trPr>
+          <w:cantSplit/>
+          <w:trHeight w:val="749" w:hRule="atLeast"/>
+        </w:trPr>
+        <w:tc>
+          <w:tcPr>
+            <w:tcW w:type="dxa" w:w="10080"/>
+            <w:vAlign w:val="center"/>
+            <w:tcMar>
+              <w:top w:w="110" w:type="dxa"/>
+              <w:start w:w="125" w:type="dxa"/>
+              <w:bottom w:w="110" w:type="dxa"/>
+              <w:end w:w="125" w:type="dxa"/>
+            </w:tcMar>
+          </w:tcPr>
+          <w:p>
+            <w:pPr>
+              <w:spacing w:before="0" w:after="0" w:line="252" w:lineRule="auto"/>
+              <w:jc w:val="left"/>
+            </w:pPr>
+            <w:r/>
+            <w:r>
+              <w:rPr>
+                <w:rFonts w:ascii="Times New Roman" w:hAnsi="Times New Roman" w:eastAsia="Times New Roman" w:cs="Times New Roman"/>
+                <w:b w:val="0"/>
+                <w:i w:val="0"/>
+                <w:color w:val="000000"/>
+                <w:sz w:val="20"/>
+              </w:rPr>
+              <w:br/>
+            </w:r>
+          </w:p>
+        </w:tc>
+      </w:tr>
+    </w:tbl>
+    <w:p>
+      <w:r>
+        <w:t>Гипотеза о причине: объясните возможную связь со стратегией, не выдавая её за доказанный факт</w:t>
+      </w:r>
+    </w:p>
+    <w:tbl>
+      <w:tblPr>
+        <w:tblW w:type="auto" w:w="0"/>
+        <w:jc w:val="center"/>
+        <w:tblLayout w:type="fixed"/>
+        <w:tblLook w:firstColumn="1" w:firstRow="1" w:lastColumn="0" w:lastRow="0" w:noHBand="0" w:noVBand="1" w:val="04A0"/>
+        <w:tblBorders>
+          <w:top w:val="single" w:sz="6" w:color="D9D9D9"/>
+          <w:left w:val="single" w:sz="6" w:color="D9D9D9"/>
+          <w:bottom w:val="single" w:sz="6" w:color="D9D9D9"/>
+          <w:right w:val="single" w:sz="6" w:color="D9D9D9"/>
+          <w:insideH w:val="single" w:sz="6" w:color="D9D9D9"/>
+          <w:insideV w:val="single" w:sz="6" w:color="D9D9D9"/>
+        </w:tblBorders>
+      </w:tblPr>
+      <w:tblGrid>
+        <w:gridCol w:w="10239"/>
+      </w:tblGrid>
+      <w:tr>
+        <w:trPr>
+          <w:cantSplit/>
+          <w:trHeight w:val="749" w:hRule="atLeast"/>
+        </w:trPr>
+        <w:tc>
+          <w:tcPr>
+            <w:tcW w:type="dxa" w:w="10080"/>
+            <w:vAlign w:val="center"/>
+            <w:tcMar>
+              <w:top w:w="110" w:type="dxa"/>
+              <w:start w:w="125" w:type="dxa"/>
+              <w:bottom w:w="110" w:type="dxa"/>
+              <w:end w:w="125" w:type="dxa"/>
+            </w:tcMar>
+          </w:tcPr>
+          <w:p>
+            <w:pPr>
+              <w:spacing w:before="0" w:after="0" w:line="252" w:lineRule="auto"/>
+              <w:jc w:val="left"/>
+            </w:pPr>
+            <w:r/>
+            <w:r>
+              <w:rPr>
+                <w:rFonts w:ascii="Times New Roman" w:hAnsi="Times New Roman" w:eastAsia="Times New Roman" w:cs="Times New Roman"/>
+                <w:b w:val="0"/>
+                <w:i w:val="0"/>
+                <w:color w:val="000000"/>
+                <w:sz w:val="20"/>
+              </w:rPr>
+              <w:br/>
+            </w:r>
+          </w:p>
+        </w:tc>
+      </w:tr>
+    </w:tbl>
+    <w:p>
+      <w:r>
+        <w:t>Последующая проверка: укажите обычный или граничный пример из спринта 3 и результат проверки гипотезы</w:t>
+      </w:r>
+    </w:p>
+    <w:tbl>
+      <w:tblPr>
+        <w:tblW w:type="auto" w:w="0"/>
+        <w:jc w:val="center"/>
+        <w:tblLayout w:type="fixed"/>
+        <w:tblLook w:firstColumn="1" w:firstRow="1" w:lastColumn="0" w:lastRow="0" w:noHBand="0" w:noVBand="1" w:val="04A0"/>
+        <w:tblBorders>
+          <w:top w:val="single" w:sz="6" w:color="D9D9D9"/>
+          <w:left w:val="single" w:sz="6" w:color="D9D9D9"/>
+          <w:bottom w:val="single" w:sz="6" w:color="D9D9D9"/>
+          <w:right w:val="single" w:sz="6" w:color="D9D9D9"/>
+          <w:insideH w:val="single" w:sz="6" w:color="D9D9D9"/>
+          <w:insideV w:val="single" w:sz="6" w:color="D9D9D9"/>
+        </w:tblBorders>
+      </w:tblPr>
+      <w:tblGrid>
+        <w:gridCol w:w="10239"/>
+      </w:tblGrid>
+      <w:tr>
+        <w:trPr>
+          <w:cantSplit/>
+          <w:trHeight w:val="749" w:hRule="atLeast"/>
+        </w:trPr>
+        <w:tc>
+          <w:tcPr>
+            <w:tcW w:type="dxa" w:w="10080"/>
+            <w:vAlign w:val="center"/>
+            <w:tcMar>
+              <w:top w:w="110" w:type="dxa"/>
+              <w:start w:w="125" w:type="dxa"/>
+              <w:bottom w:w="110" w:type="dxa"/>
+              <w:end w:w="125" w:type="dxa"/>
+            </w:tcMar>
+          </w:tcPr>
+          <w:p>
+            <w:pPr>
+              <w:spacing w:before="0" w:after="0" w:line="252" w:lineRule="auto"/>
+              <w:jc w:val="left"/>
+            </w:pPr>
+            <w:r/>
+            <w:r>
+              <w:rPr>
+                <w:rFonts w:ascii="Times New Roman" w:hAnsi="Times New Roman" w:eastAsia="Times New Roman" w:cs="Times New Roman"/>
+                <w:b w:val="0"/>
+                <w:i w:val="0"/>
+                <w:color w:val="000000"/>
+                <w:sz w:val="20"/>
+              </w:rPr>
+              <w:br/>
+            </w:r>
+          </w:p>
+        </w:tc>
+      </w:tr>
+    </w:tbl>
+    <w:p>
+      <w:pPr>
         <w:spacing w:after="20"/>
       </w:pPr>
     </w:p>
@@ -3828,14 +3373,7 @@
         <w:jc w:val="both"/>
       </w:pPr>
       <w:r>
-        <w:rPr>
-          <w:rFonts w:ascii="Times New Roman" w:hAnsi="Times New Roman" w:eastAsia="Times New Roman" w:cs="Times New Roman"/>
-          <w:b w:val="0"/>
-          <w:i w:val="0"/>
-          <w:color w:val="000000"/>
-          <w:sz w:val="21"/>
-        </w:rPr>
-        <w:t>Сравните попытки и сформулируйте правило, которое объясняет несколько шагов сразу. Проверьте его не только на привычном примере, но и на границе применимости.</w:t>
+        <w:t>Используйте наблюдение, гипотезу и запланированную проверку из сопоставимой пары. Затем сформулируйте правило, которое объясняет несколько шагов сразу, и проверьте его на обычном и граничном примерах.</w:t>
       </w:r>
     </w:p>
     <w:p>

--- a/methodical-development/Student_worksheet.docx
+++ b/methodical-development/Student_worksheet.docx
@@ -16,7 +16,7 @@
           <w:color w:val="000000"/>
           <w:sz w:val="44"/>
         </w:rPr>
-        <w:t>Рабочий лист Протокол выбора стратегии</w:t>
+        <w:t>Рабочий лист выбора способа решения</w:t>
       </w:r>
     </w:p>
     <w:p>
@@ -49,7 +49,7 @@
           <w:color w:val="000000"/>
           <w:sz w:val="22"/>
         </w:rPr>
-        <w:t>Этот лист собирает доказательства для итогового диагностического маршрута. Заполняйте его по ходу работы: фиксируйте не только ответ, но и выбранную стратегию, признаки выбора, ошибки и способ проверки.</w:t>
+        <w:t>Этот лист поможет собрать факты для итогового маршрута. Заполняйте его по ходу работы: записывайте ответ, выбранную стратегию, причину выбора, ошибки и способ проверки.</w:t>
       </w:r>
     </w:p>
     <w:tbl>
@@ -227,7 +227,7 @@
           <w:color w:val="000000"/>
           <w:sz w:val="30"/>
         </w:rPr>
-        <w:t>Состав и роли</w:t>
+        <w:t>Команда и роли</w:t>
       </w:r>
     </w:p>
     <w:tbl>
@@ -341,7 +341,7 @@
                 <w:color w:val="000000"/>
                 <w:sz w:val="19"/>
               </w:rPr>
-              <w:t>Вклад в итоговый продукт</w:t>
+              <w:t>Что сделал для маршрута</w:t>
             </w:r>
           </w:p>
         </w:tc>
@@ -829,7 +829,7 @@
           <w:color w:val="000000"/>
           <w:sz w:val="21"/>
         </w:rPr>
-        <w:t>• назначьте человека, который следит за временем и заполнением протокола;</w:t>
+        <w:t>• выберите человека, который следит за временем и заполнением листа;</w:t>
       </w:r>
     </w:p>
     <w:p>
@@ -847,7 +847,7 @@
           <w:color w:val="000000"/>
           <w:sz w:val="21"/>
         </w:rPr>
-        <w:t>• не меняйте запись задним числом: исправление отмечайте рядом с исходной гипотезой;</w:t>
+        <w:t>• не стирайте первый ответ: если изменили мнение, запишите исправление рядом;</w:t>
       </w:r>
     </w:p>
     <w:p>
@@ -865,7 +865,7 @@
           <w:color w:val="000000"/>
           <w:sz w:val="21"/>
         </w:rPr>
-        <w:t>• используйте симулятор для проверки, а не вместо объяснения;</w:t>
+        <w:t>• используйте тренажёр, чтобы проверить решение, а не заменить объяснение;</w:t>
       </w:r>
     </w:p>
     <w:p>
@@ -883,7 +883,7 @@
           <w:color w:val="000000"/>
           <w:sz w:val="21"/>
         </w:rPr>
-        <w:t>• для каждого общего вывода найдите обычный и граничный пример.</w:t>
+        <w:t>• каждое общее правило проверьте на обычном и граничном примерах.</w:t>
       </w:r>
     </w:p>
     <w:p>
@@ -905,7 +905,7 @@
           <w:color w:val="000000"/>
           <w:sz w:val="44"/>
         </w:rPr>
-        <w:t>Спринт 1 Исходная стратегия</w:t>
+        <w:t>Этап 1 Первый способ решения</w:t>
       </w:r>
     </w:p>
     <w:p>
@@ -931,7 +931,7 @@
         <w:jc w:val="both"/>
       </w:pPr>
       <w:r>
-        <w:t>Решите входную задачу привычным способом. До запуска проверки запишите прогноз, стратегию и уверенность. После проверки не стирайте исходный ответ: зафиксируйте, что изменилось. Это свободная исходная попытка: она показывает ваш обычный способ работы, но сама по себе не доказывает преимущество какой-либо стратегии.</w:t>
+        <w:t>Решите входную задачу привычным способом. До проверки запишите прогноз, выбранную стратегию и свою уверенность. Не стирайте первый ответ после проверки: рядом укажите, что изменилось. Эта попытка показывает ваш обычный способ решения, но по ней нельзя определить, какая стратегия лучше.</w:t>
       </w:r>
     </w:p>
     <w:p>
@@ -1134,7 +1134,7 @@
           <w:color w:val="000000"/>
           <w:sz w:val="21"/>
         </w:rPr>
-        <w:t>Почему эта стратегия кажется подходящей</w:t>
+        <w:t>Почему вы выбрали эту стратегию</w:t>
       </w:r>
     </w:p>
     <w:tbl>
@@ -1340,7 +1340,7 @@
                 <w:color w:val="000000"/>
                 <w:sz w:val="19"/>
               </w:rPr>
-              <w:t>Результат</w:t>
+              <w:t>Ответ</w:t>
             </w:r>
           </w:p>
         </w:tc>
@@ -1483,7 +1483,7 @@
           <w:color w:val="000000"/>
           <w:sz w:val="21"/>
         </w:rPr>
-        <w:t>Что показала проверка и что нужно изменить</w:t>
+        <w:t>Что показала проверка и что вы исправили</w:t>
       </w:r>
     </w:p>
     <w:tbl>
@@ -1559,7 +1559,7 @@
         <w:jc w:val="center"/>
       </w:pPr>
       <w:r>
-        <w:t>Спринт 2 Контролируемое сравнение</w:t>
+        <w:t>Этап 2 Сравнение двух способов</w:t>
       </w:r>
     </w:p>
     <w:p>
@@ -1585,7 +1585,7 @@
         <w:jc w:val="both"/>
       </w:pPr>
       <w:r>
-        <w:t>Сравнивайте только попытки 2 и 3. Учитель заранее назначает для них разные степени использования симулятора и выдаёт структурно парные задачи: с одинаковым типом алгоритма и сопоставимой сложностью, но с разными исходными данными. Не меняйте назначенную стратегию после начала попытки.</w:t>
+        <w:t>Сравнивайте только попытки 2 и 3. Учитель даст две похожие задачи одного типа и назначит для каждой способ работы с тренажёром. Один и тот же ученик выполняет обе задачи с одинаковым временем и доступом к подсказкам. После начала не меняйте назначенную стратегию.</w:t>
       </w:r>
     </w:p>
     <w:p>
@@ -1595,7 +1595,7 @@
         <w:spacing w:before="160" w:after="120"/>
       </w:pPr>
       <w:r>
-        <w:t>План сопоставимой пары</w:t>
+        <w:t>План сравнения</w:t>
       </w:r>
     </w:p>
     <w:tbl>
@@ -1638,7 +1638,7 @@
           </w:tcPr>
           <w:p>
             <w:r>
-              <w:t>Сопоставимая пара</w:t>
+              <w:t>Две похожие задачи</w:t>
             </w:r>
           </w:p>
         </w:tc>
@@ -1656,7 +1656,7 @@
           </w:tcPr>
           <w:p>
             <w:r>
-              <w:t>Общая структура</w:t>
+              <w:t>Что у них общего</w:t>
             </w:r>
           </w:p>
         </w:tc>
@@ -1674,7 +1674,7 @@
           </w:tcPr>
           <w:p>
             <w:r>
-              <w:t>Что различается</w:t>
+              <w:t>Что отличается</w:t>
             </w:r>
           </w:p>
         </w:tc>
@@ -1692,7 +1692,7 @@
           </w:tcPr>
           <w:p>
             <w:r>
-              <w:t>Почему сложность сопоставима</w:t>
+              <w:t>Почему их можно сравнивать</w:t>
             </w:r>
           </w:p>
         </w:tc>
@@ -1746,7 +1746,7 @@
           </w:tcPr>
           <w:p>
             <w:r>
-              <w:t>Исходные данные</w:t>
+              <w:t>Дано</w:t>
             </w:r>
           </w:p>
         </w:tc>
@@ -1866,7 +1866,7 @@
           </w:tcPr>
           <w:p>
             <w:r>
-              <w:t>Контроль</w:t>
+              <w:t>Что не меняем</w:t>
             </w:r>
           </w:p>
         </w:tc>
@@ -1935,7 +1935,7 @@
           </w:tcPr>
           <w:p>
             <w:r>
-              <w:t>Один исполнитель, лимит и подсказки</w:t>
+              <w:t>Один исполнитель, одинаковое время и подсказки</w:t>
             </w:r>
           </w:p>
         </w:tc>
@@ -2022,7 +2022,7 @@
         <w:jc w:val="left"/>
       </w:pPr>
       <w:r>
-        <w:t>Какие условия сохраняются одинаковыми: лимит времени, подсказки, исполнитель и способ фиксации</w:t>
+        <w:t>Что останется одинаковым: время, подсказки, исполнитель и способ записи результатов</w:t>
       </w:r>
     </w:p>
     <w:tbl>
@@ -2096,7 +2096,7 @@
         <w:jc w:val="center"/>
       </w:pPr>
       <w:r>
-        <w:t>Спринт 2 Контролируемое сравнение продолжение</w:t>
+        <w:t>Этап 2 Сравнение двух способов продолжение</w:t>
       </w:r>
     </w:p>
     <w:p>
@@ -2105,7 +2105,7 @@
         <w:jc w:val="center"/>
       </w:pPr>
       <w:r>
-        <w:t>Заполняйте протокол по ходу работы. Первая свободная попытка остаётся исходной точкой и не входит в прямое сравнение стратегий.</w:t>
+        <w:t>Заполняйте лист по ходу работы. Входная попытка показывает ваш привычный способ и в это сравнение не входит.</w:t>
       </w:r>
     </w:p>
     <w:p>
@@ -2183,7 +2183,7 @@
           </w:tcPr>
           <w:p>
             <w:r>
-              <w:t>Вариант пары</w:t>
+              <w:t>Вариант</w:t>
             </w:r>
           </w:p>
         </w:tc>
@@ -2201,7 +2201,7 @@
           </w:tcPr>
           <w:p>
             <w:r>
-              <w:t>Заданная стратегия</w:t>
+              <w:t>Назначенная стратегия</w:t>
             </w:r>
           </w:p>
         </w:tc>
@@ -2273,7 +2273,7 @@
           </w:tcPr>
           <w:p>
             <w:r>
-              <w:t>полная / частичная / аналитическая</w:t>
+              <w:t>полная трассировка / проверочные шаги / аналитическое решение</w:t>
             </w:r>
           </w:p>
         </w:tc>
@@ -2395,7 +2395,7 @@
           </w:tcPr>
           <w:p>
             <w:r>
-              <w:t>Отклонение от плана</w:t>
+              <w:t>Отступили от плана</w:t>
             </w:r>
           </w:p>
         </w:tc>
@@ -2487,7 +2487,7 @@
           <w:color w:val="000000"/>
           <w:sz w:val="21"/>
         </w:rPr>
-        <w:t>Ход рассуждения и использованные признаки</w:t>
+        <w:t>Как вы рассуждали и на что смотрели</w:t>
       </w:r>
     </w:p>
     <w:tbl>
@@ -2563,7 +2563,7 @@
           <w:color w:val="000000"/>
           <w:sz w:val="21"/>
         </w:rPr>
-        <w:t>Ошибка или затруднение и способ проверки</w:t>
+        <w:t>Где возникла ошибка или трудность и как вы её проверили</w:t>
       </w:r>
     </w:p>
     <w:tbl>
@@ -2700,7 +2700,7 @@
           </w:tcPr>
           <w:p>
             <w:r>
-              <w:t>Вариант пары</w:t>
+              <w:t>Вариант</w:t>
             </w:r>
           </w:p>
         </w:tc>
@@ -2718,7 +2718,7 @@
           </w:tcPr>
           <w:p>
             <w:r>
-              <w:t>Заданная стратегия</w:t>
+              <w:t>Назначенная стратегия</w:t>
             </w:r>
           </w:p>
         </w:tc>
@@ -2790,7 +2790,7 @@
           </w:tcPr>
           <w:p>
             <w:r>
-              <w:t>полная / частичная / аналитическая</w:t>
+              <w:t>полная трассировка / проверочные шаги / аналитическое решение</w:t>
             </w:r>
           </w:p>
         </w:tc>
@@ -2912,7 +2912,7 @@
           </w:tcPr>
           <w:p>
             <w:r>
-              <w:t>Отклонение от плана</w:t>
+              <w:t>Отступили от плана</w:t>
             </w:r>
           </w:p>
         </w:tc>
@@ -3004,7 +3004,7 @@
           <w:color w:val="000000"/>
           <w:sz w:val="21"/>
         </w:rPr>
-        <w:t>Ход рассуждения и использованные признаки</w:t>
+        <w:t>Как вы рассуждали и на что смотрели</w:t>
       </w:r>
     </w:p>
     <w:tbl>
@@ -3080,7 +3080,7 @@
           <w:color w:val="000000"/>
           <w:sz w:val="21"/>
         </w:rPr>
-        <w:t>Ошибка или затруднение и способ проверки</w:t>
+        <w:t>Где возникла ошибка или трудность и как вы её проверили</w:t>
       </w:r>
     </w:p>
     <w:tbl>
@@ -3143,12 +3143,12 @@
         <w:pageBreakBefore/>
       </w:pPr>
       <w:r>
-        <w:t>Вывод по сопоставимой паре</w:t>
-      </w:r>
-    </w:p>
-    <w:p>
-      <w:r>
-        <w:t>Наблюдение: запишите только различие, которое видно в данных попыток 2 и 3</w:t>
+        <w:t>Вывод по двум попыткам</w:t>
+      </w:r>
+    </w:p>
+    <w:p>
+      <w:r>
+        <w:t>Что увидели: запишите только разницу между результатами попыток 2 и 3</w:t>
       </w:r>
     </w:p>
     <w:tbl>
@@ -3207,7 +3207,7 @@
     </w:tbl>
     <w:p>
       <w:r>
-        <w:t>Гипотеза о причине: объясните возможную связь со стратегией, не выдавая её за доказанный факт</w:t>
+        <w:t>Почему так могло получиться: объясните возможную связь со стратегией. Пока это предположение</w:t>
       </w:r>
     </w:p>
     <w:tbl>
@@ -3266,7 +3266,7 @@
     </w:tbl>
     <w:p>
       <w:r>
-        <w:t>Последующая проверка: укажите обычный или граничный пример из спринта 3 и результат проверки гипотезы</w:t>
+        <w:t>Как проверили: укажите обычный или граничный пример из этапа 3 и результат</w:t>
       </w:r>
     </w:p>
     <w:tbl>
@@ -3347,7 +3347,7 @@
           <w:color w:val="000000"/>
           <w:sz w:val="44"/>
         </w:rPr>
-        <w:t>Спринт 3 Закономерность</w:t>
+        <w:t>Этап 3 Поиск закономерности</w:t>
       </w:r>
     </w:p>
     <w:p>
@@ -3373,7 +3373,7 @@
         <w:jc w:val="both"/>
       </w:pPr>
       <w:r>
-        <w:t>Используйте наблюдение, гипотезу и запланированную проверку из сопоставимой пары. Затем сформулируйте правило, которое объясняет несколько шагов сразу, и проверьте его на обычном и граничном примерах.</w:t>
+        <w:t>Возьмите разницу, которую заметили в попытках 2 и 3, и своё объяснение этой разницы. Сформулируйте правило, которое описывает несколько шагов сразу. Проверьте его на обычном и граничном примерах.</w:t>
       </w:r>
     </w:p>
     <w:p>
@@ -3390,7 +3390,7 @@
           <w:color w:val="000000"/>
           <w:sz w:val="21"/>
         </w:rPr>
-        <w:t>Повторяющийся фрагмент или цикл</w:t>
+        <w:t>Что повторяется или образует цикл</w:t>
       </w:r>
     </w:p>
     <w:tbl>
@@ -3467,7 +3467,7 @@
           <w:color w:val="000000"/>
           <w:sz w:val="21"/>
         </w:rPr>
-        <w:t>Роль состояния машины</w:t>
+        <w:t>Что делает это состояние</w:t>
       </w:r>
     </w:p>
     <w:tbl>
@@ -3544,7 +3544,7 @@
           <w:color w:val="000000"/>
           <w:sz w:val="21"/>
         </w:rPr>
-        <w:t>Закономерность или инвариант</w:t>
+        <w:t>Общее правило или инвариант</w:t>
       </w:r>
     </w:p>
     <w:tbl>
@@ -3690,7 +3690,7 @@
                 <w:color w:val="000000"/>
                 <w:sz w:val="18"/>
               </w:rPr>
-              <w:t>Исходные данные</w:t>
+              <w:t>Дано</w:t>
             </w:r>
           </w:p>
         </w:tc>
@@ -3720,7 +3720,7 @@
                 <w:color w:val="000000"/>
                 <w:sz w:val="18"/>
               </w:rPr>
-              <w:t>Ожидаемый результат</w:t>
+              <w:t>Что ожидаем</w:t>
             </w:r>
           </w:p>
         </w:tc>
@@ -3750,7 +3750,7 @@
                 <w:color w:val="000000"/>
                 <w:sz w:val="18"/>
               </w:rPr>
-              <w:t>Фактический результат</w:t>
+              <w:t>Что получили</w:t>
             </w:r>
           </w:p>
         </w:tc>
@@ -3785,7 +3785,7 @@
                 <w:color w:val="000000"/>
                 <w:sz w:val="18"/>
               </w:rPr>
-              <w:t>Обычный случай</w:t>
+              <w:t>Обычный пример</w:t>
             </w:r>
           </w:p>
         </w:tc>
@@ -3904,7 +3904,7 @@
                 <w:color w:val="000000"/>
                 <w:sz w:val="18"/>
               </w:rPr>
-              <w:t>Граничный случай</w:t>
+              <w:t>Граничный пример</w:t>
             </w:r>
           </w:p>
         </w:tc>
@@ -4013,7 +4013,7 @@
           <w:color w:val="000000"/>
           <w:sz w:val="21"/>
         </w:rPr>
-        <w:t>Вывод и границы применимости правила</w:t>
+        <w:t>Когда правило работает и когда может не сработать</w:t>
       </w:r>
     </w:p>
     <w:tbl>
@@ -4096,7 +4096,7 @@
           <w:color w:val="000000"/>
           <w:sz w:val="44"/>
         </w:rPr>
-        <w:t>Спринт 4 Сборка маршрута</w:t>
+        <w:t>Этап 4 Сборка маршрута</w:t>
       </w:r>
     </w:p>
     <w:p>
@@ -4129,7 +4129,7 @@
           <w:color w:val="000000"/>
           <w:sz w:val="21"/>
         </w:rPr>
-        <w:t>Перенесите в шаблон маршрута только проверенные правила. Здесь подготовьте содержание трёх ветвей и карту ошибок.</w:t>
+        <w:t>Перенесите в шаблон только те правила, которые вы проверили. Здесь подготовьте три способа решения и таблицу ошибок.</w:t>
       </w:r>
     </w:p>
     <w:tbl>
@@ -4183,7 +4183,7 @@
                 <w:color w:val="000000"/>
                 <w:sz w:val="19"/>
               </w:rPr>
-              <w:t>Стратегия</w:t>
+              <w:t>Способ решения</w:t>
             </w:r>
           </w:p>
         </w:tc>
@@ -4213,7 +4213,7 @@
                 <w:color w:val="000000"/>
                 <w:sz w:val="19"/>
               </w:rPr>
-              <w:t>Когда выбирать</w:t>
+              <w:t>Когда подходит</w:t>
             </w:r>
           </w:p>
         </w:tc>
@@ -4243,7 +4243,7 @@
                 <w:color w:val="000000"/>
                 <w:sz w:val="19"/>
               </w:rPr>
-              <w:t>Что проверить до ответа</w:t>
+              <w:t>Что проверить перед ответом</w:t>
             </w:r>
           </w:p>
         </w:tc>
@@ -4541,7 +4541,7 @@
           <w:color w:val="000000"/>
           <w:sz w:val="30"/>
         </w:rPr>
-        <w:t>Карта ошибок</w:t>
+        <w:t>Таблица ошибок</w:t>
       </w:r>
     </w:p>
     <w:tbl>
@@ -4655,7 +4655,7 @@
                 <w:color w:val="000000"/>
                 <w:sz w:val="18"/>
               </w:rPr>
-              <w:t>Как исправить</w:t>
+              <w:t>Что сделать</w:t>
             </w:r>
           </w:p>
         </w:tc>
@@ -4953,7 +4953,7 @@
           <w:color w:val="000000"/>
           <w:sz w:val="21"/>
         </w:rPr>
-        <w:t>Проверочный пример и краткое обоснование</w:t>
+        <w:t>Пример для проверки и короткое объяснение</w:t>
       </w:r>
     </w:p>
     <w:tbl>
@@ -5037,7 +5037,7 @@
           <w:color w:val="000000"/>
           <w:sz w:val="44"/>
         </w:rPr>
-        <w:t>Протокол использования ИИ</w:t>
+        <w:t>Если использовали ИИ</w:t>
       </w:r>
     </w:p>
     <w:p>
@@ -5053,7 +5053,7 @@
           <w:color w:val="000000"/>
           <w:sz w:val="24"/>
         </w:rPr>
-        <w:t>Заполняется только если команда обращалась к ИИ</w:t>
+        <w:t>Заполняйте этот раздел, только если команда обращалась к ИИ</w:t>
       </w:r>
     </w:p>
     <w:p>
@@ -5070,7 +5070,7 @@
           <w:color w:val="000000"/>
           <w:sz w:val="21"/>
         </w:rPr>
-        <w:t>Записывайте не общую оценку ответа, а одно содержательное утверждение, которое можно проверить в тренажёре или на дополнительном примере.</w:t>
+        <w:t>Выберите из ответа ИИ одно конкретное утверждение. Его нужно проверить в тренажёре или на дополнительном примере.</w:t>
       </w:r>
     </w:p>
     <w:p>
@@ -5087,7 +5087,7 @@
           <w:color w:val="000000"/>
           <w:sz w:val="21"/>
         </w:rPr>
-        <w:t>Инструмент и полный запрос</w:t>
+        <w:t>Сервис и полный запрос</w:t>
       </w:r>
     </w:p>
     <w:tbl>
@@ -5166,7 +5166,7 @@
           <w:color w:val="000000"/>
           <w:sz w:val="21"/>
         </w:rPr>
-        <w:t>Проверяемое утверждение из ответа ИИ</w:t>
+        <w:t>Какое утверждение ИИ вы проверяете</w:t>
       </w:r>
     </w:p>
     <w:tbl>
@@ -5243,7 +5243,7 @@
           <w:color w:val="000000"/>
           <w:sz w:val="21"/>
         </w:rPr>
-        <w:t>Способ проверки</w:t>
+        <w:t>Как проверяете: задача, короткий пример или трассировка</w:t>
       </w:r>
       <w:r>
         <w:rPr>
@@ -5253,7 +5253,6 @@
           <w:color w:val="000000"/>
           <w:sz w:val="19"/>
         </w:rPr>
-        <w:t xml:space="preserve">  задача, тестовый пример или трассировка</w:t>
       </w:r>
     </w:p>
     <w:tbl>
@@ -5330,7 +5329,7 @@
           <w:color w:val="000000"/>
           <w:sz w:val="20"/>
         </w:rPr>
-        <w:t>Результат проверки: подтверждено [ ]  опровергнуто [ ]  верно только при условии [ ]</w:t>
+        <w:t>Результат: подтверждено [ ] опровергнуто [ ] верно только при условии [ ]</w:t>
       </w:r>
     </w:p>
     <w:p>
@@ -5347,7 +5346,7 @@
           <w:color w:val="000000"/>
           <w:sz w:val="21"/>
         </w:rPr>
-        <w:t>Доказательство и необходимое исправление</w:t>
+        <w:t>Ваше доказательство и исправленный ответ</w:t>
       </w:r>
     </w:p>
     <w:tbl>
@@ -5426,7 +5425,7 @@
           <w:color w:val="000000"/>
           <w:sz w:val="21"/>
         </w:rPr>
-        <w:t>Если ИИ не использовался, отметьте это и переходите к перекрёстной проверке.</w:t>
+        <w:t>Если ИИ не использовался, поставьте отметку и переходите к проверке другой командой.</w:t>
       </w:r>
     </w:p>
     <w:p>
@@ -5465,7 +5464,7 @@
           <w:color w:val="000000"/>
           <w:sz w:val="44"/>
         </w:rPr>
-        <w:t>Спринт 5 Перекрёстная проверка</w:t>
+        <w:t>Этап 5 Проверка другой командой</w:t>
       </w:r>
     </w:p>
     <w:p>
@@ -5498,7 +5497,7 @@
           <w:color w:val="000000"/>
           <w:sz w:val="21"/>
         </w:rPr>
-        <w:t>Передайте маршрут другой команде и не объясняйте его устно. Наблюдайте, где проверяющие останавливаются, какой выбор делают и чем подтверждают ответ.</w:t>
+        <w:t>Передайте маршрут другой команде без устных подсказок. Отметьте, где команда остановилась, какой способ выбрала и как проверила ответ.</w:t>
       </w:r>
     </w:p>
     <w:tbl>
@@ -5582,8 +5581,7 @@
                 <w:color w:val="000000"/>
                 <w:sz w:val="20"/>
               </w:rPr>
-              <w:t>Команда проверяющих</w:t>
-              <w:br/>
+              <w:t>Команда, которая проверяет</w:t>
             </w:r>
           </w:p>
         </w:tc>
@@ -5710,7 +5708,7 @@
           <w:color w:val="000000"/>
           <w:sz w:val="21"/>
         </w:rPr>
-        <w:t>Какую ветвь стратегии выбрала проверяющая команда и почему</w:t>
+        <w:t>Какой способ выбрала другая команда и почему</w:t>
       </w:r>
     </w:p>
     <w:tbl>
@@ -5787,7 +5785,7 @@
           <w:color w:val="000000"/>
           <w:sz w:val="21"/>
         </w:rPr>
-        <w:t>Где возникла неоднозначность или лишний шаг</w:t>
+        <w:t>Где инструкция оказалась непонятной или появился лишний шаг</w:t>
       </w:r>
     </w:p>
     <w:tbl>
@@ -5811,7 +5809,7 @@
       <w:tr>
         <w:trPr>
           <w:cantSplit/>
-          <w:trHeight w:val="1498" w:hRule="atLeast"/>
+          <w:trHeight w:val="1123" w:hRule="atLeast"/>
         </w:trPr>
         <w:tc>
           <w:tcPr>
@@ -5865,7 +5863,7 @@
           <w:color w:val="000000"/>
           <w:sz w:val="21"/>
         </w:rPr>
-        <w:t>Какие изменения внесены после проверки</w:t>
+        <w:t>Что вы исправили после проверки</w:t>
       </w:r>
     </w:p>
     <w:tbl>
@@ -5889,7 +5887,7 @@
       <w:tr>
         <w:trPr>
           <w:cantSplit/>
-          <w:trHeight w:val="1498" w:hRule="atLeast"/>
+          <w:trHeight w:val="1123" w:hRule="atLeast"/>
         </w:trPr>
         <w:tc>
           <w:tcPr>
@@ -5943,7 +5941,7 @@
           <w:color w:val="000000"/>
           <w:sz w:val="30"/>
         </w:rPr>
-        <w:t>Итоговая рефлексия</w:t>
+        <w:t>Итог</w:t>
       </w:r>
     </w:p>
     <w:p>
@@ -5960,7 +5958,7 @@
           <w:color w:val="000000"/>
           <w:sz w:val="21"/>
         </w:rPr>
-        <w:t>Какой признак сильнее всего изменил наш способ решения</w:t>
+        <w:t>Какой признак больше всего повлиял на наш способ решения</w:t>
       </w:r>
     </w:p>
     <w:tbl>
@@ -5984,7 +5982,7 @@
       <w:tr>
         <w:trPr>
           <w:cantSplit/>
-          <w:trHeight w:val="749" w:hRule="atLeast"/>
+          <w:trHeight w:val="605" w:hRule="atLeast"/>
         </w:trPr>
         <w:tc>
           <w:tcPr>
@@ -6036,7 +6034,7 @@
           <w:color w:val="000000"/>
           <w:sz w:val="21"/>
         </w:rPr>
-        <w:t>Что в нашем маршруте можно проверить независимо</w:t>
+        <w:t>Что в нашем маршруте другая команда может проверить сама</w:t>
       </w:r>
     </w:p>
     <w:tbl>
@@ -6060,7 +6058,7 @@
       <w:tr>
         <w:trPr>
           <w:cantSplit/>
-          <w:trHeight w:val="749" w:hRule="atLeast"/>
+          <w:trHeight w:val="605" w:hRule="atLeast"/>
         </w:trPr>
         <w:tc>
           <w:tcPr>
